--- a/Templates/шаблоны актов без залогов/физ реализация ВКЛ в РТК/Резолютивка ВКЛ реализация.docx
+++ b/Templates/шаблоны актов без залогов/физ реализация ВКЛ в РТК/Резолютивка ВКЛ реализация.docx
@@ -405,7 +405,18 @@
         </w:rPr>
       </w:pPr>
       <w:r>
-        <w:t xml:space="preserve">ознакомившись с заявлением «[989]» (ОГРН [990], ИНН [991]) о включении требований в реестр кредиторов </w:t>
+        <w:rPr>
+          <w:rFonts w:ascii="Times New Roman" w:hAnsi="Times New Roman" w:cs="Times New Roman"/>
+        </w:rPr>
+        <w:t>ознакомившись с з</w:t>
+      </w:r>
+      <w:bookmarkStart w:id="0" w:name="_GoBack"/>
+      <w:bookmarkEnd w:id="0"/>
+      <w:r>
+        <w:rPr>
+          <w:rFonts w:ascii="Times New Roman" w:hAnsi="Times New Roman" w:cs="Times New Roman"/>
+        </w:rPr>
+        <w:t xml:space="preserve">аявлением «[989]» (ОГРН [990], ИНН [991]) о включении требований в реестр кредиторов </w:t>
       </w:r>
     </w:p>
     <w:p>
@@ -421,31 +432,19 @@
         <w:rPr>
           <w:rFonts w:ascii="Times New Roman" w:eastAsia="Times New Roman" w:hAnsi="Times New Roman" w:cs="Times New Roman"/>
         </w:rPr>
-        <w:t xml:space="preserve">в рамках дела о несостоятельности (банкротстве) </w:t>
+        <w:t>в рамках дела о несостоятельности (банкротстве) [2</w:t>
       </w:r>
       <w:r>
         <w:rPr>
-          <w:rFonts w:ascii="Times New Roman" w:eastAsia="Times New Roman" w:hAnsi="Times New Roman"/>
-        </w:rPr>
-        <w:t>[2</w:t>
-      </w:r>
-      <w:r>
-        <w:rPr>
-          <w:rFonts w:ascii="Times New Roman" w:eastAsia="Times New Roman" w:hAnsi="Times New Roman"/>
+          <w:rFonts w:ascii="Times New Roman" w:eastAsia="Times New Roman" w:hAnsi="Times New Roman" w:cs="Times New Roman"/>
         </w:rPr>
         <w:t>.1</w:t>
       </w:r>
       <w:r>
         <w:rPr>
-          <w:rFonts w:ascii="Times New Roman" w:eastAsia="Times New Roman" w:hAnsi="Times New Roman"/>
-        </w:rPr>
-        <w:t>]</w:t>
-      </w:r>
-      <w:r>
-        <w:rPr>
           <w:rFonts w:ascii="Times New Roman" w:eastAsia="Times New Roman" w:hAnsi="Times New Roman" w:cs="Times New Roman"/>
         </w:rPr>
-        <w:t xml:space="preserve"> (дата рождения: [3],  ИНН  [4], СНИЛС [5], место регистрации: [6])</w:t>
+        <w:t>] (дата рождения: [3],  ИНН  [4], СНИЛС [5], место регистрации: [6])</w:t>
       </w:r>
     </w:p>
     <w:p>
@@ -524,6 +523,9 @@
         </w:rPr>
       </w:pPr>
       <w:r>
+        <w:rPr>
+          <w:rFonts w:ascii="Times New Roman" w:hAnsi="Times New Roman" w:cs="Times New Roman"/>
+        </w:rPr>
         <w:t>Включить требование «[989]» (ИНН [991], ОГРН [990], адрес регистрации: [988]) [12] руб., из которых: [13] руб. – просроченный основной долг, [14] руб. - просроченные проценты, [15] руб. - неустойка, в третью очередь реестра требований кредиторов [2.1].</w:t>
       </w:r>
     </w:p>
@@ -565,6 +567,9 @@
         </w:rPr>
       </w:pPr>
       <w:r>
+        <w:rPr>
+          <w:rFonts w:ascii="Times New Roman" w:hAnsi="Times New Roman" w:cs="Times New Roman"/>
+        </w:rPr>
         <w:t>Судебные расходы по уплате государственной пошлины в размере [16] рубля, подлежащие взысканию с должника в пользу «[989]», учитываются в реестре требований кредиторов применительно к пункту 3 статьи 137 Федерального закона от 26.10.2002 № 127-ФЗ «О несостоятельности (банкротстве)».</w:t>
       </w:r>
     </w:p>
@@ -695,8 +700,6 @@
             </w:r>
           </w:p>
         </w:tc>
-        <w:bookmarkStart w:id="0" w:name="_GoBack"/>
-        <w:bookmarkEnd w:id="0"/>
       </w:tr>
     </w:tbl>
     <w:p>
@@ -724,7 +727,13 @@
         </w:rPr>
       </w:pPr>
     </w:p>
-    <w:p/>
+    <w:p>
+      <w:pPr>
+        <w:rPr>
+          <w:rFonts w:ascii="Times New Roman" w:hAnsi="Times New Roman" w:cs="Times New Roman"/>
+        </w:rPr>
+      </w:pPr>
+    </w:p>
     <w:sectPr>
       <w:pgSz w:w="11906" w:h="16838"/>
       <w:pgMar w:top="1134" w:right="850" w:bottom="1134" w:left="1701" w:header="709" w:footer="709" w:gutter="0"/>

--- a/Templates/шаблоны актов без залогов/физ реализация ВКЛ в РТК/Резолютивка ВКЛ реализация.docx
+++ b/Templates/шаблоны актов без залогов/физ реализация ВКЛ в РТК/Резолютивка ВКЛ реализация.docx
@@ -526,7 +526,7 @@
         <w:rPr>
           <w:rFonts w:ascii="Times New Roman" w:hAnsi="Times New Roman" w:cs="Times New Roman"/>
         </w:rPr>
-        <w:t>Включить требование «[989]» (ИНН [991], ОГРН [990], адрес регистрации: [988]) [12] руб., из которых: [13] руб. – просроченный основной долг, [14] руб. - просроченные проценты, [15] руб. - неустойка, в третью очередь реестра требований кредиторов [2.1].</w:t>
+        <w:t>Включить требование «[989]» (ИНН [991], ОГРН [990], адрес регистрации: [988]) в размере [12] руб., из которых: [13] руб. – просроченный основной долг, [14] руб. - просроченные проценты, [15] руб. - неустойка, в третью очередь реестра требований кредиторов [2.1].</w:t>
       </w:r>
     </w:p>
     <w:p>
